--- a/TP1_enonce.docx
+++ b/TP1_enonce.docx
@@ -29,8 +29,16 @@
         <w:rPr>
           <w:highlight w:val="yellow"/>
         </w:rPr>
-        <w:t>n numpy</w:t>
-      </w:r>
+        <w:t xml:space="preserve">n </w:t>
+      </w:r>
+      <w:proofErr w:type="spellStart"/>
+      <w:r>
+        <w:rPr>
+          <w:highlight w:val="yellow"/>
+        </w:rPr>
+        <w:t>numpy</w:t>
+      </w:r>
+      <w:proofErr w:type="spellEnd"/>
     </w:p>
     <w:p>
       <w:r>
@@ -325,11 +333,28 @@
         <w:t xml:space="preserve">. N’oubliez pas </w:t>
       </w:r>
       <w:r>
-        <w:t xml:space="preserve">de retirer </w:t>
-      </w:r>
-      <w:r>
-        <w:t>les stop-words</w:t>
-      </w:r>
+        <w:t xml:space="preserve">de </w:t>
+      </w:r>
+      <w:r>
+        <w:rPr>
+          <w:highlight w:val="yellow"/>
+        </w:rPr>
+        <w:t xml:space="preserve">retirer </w:t>
+      </w:r>
+      <w:r>
+        <w:rPr>
+          <w:highlight w:val="yellow"/>
+        </w:rPr>
+        <w:t>les stop-</w:t>
+      </w:r>
+      <w:proofErr w:type="spellStart"/>
+      <w:r>
+        <w:rPr>
+          <w:highlight w:val="yellow"/>
+        </w:rPr>
+        <w:t>words</w:t>
+      </w:r>
+      <w:proofErr w:type="spellEnd"/>
       <w:r>
         <w:t xml:space="preserve"> de la liste de </w:t>
       </w:r>
@@ -453,7 +478,15 @@
         </w:numPr>
       </w:pPr>
       <w:r>
-        <w:t>Un contenant le code d’interface graphique. La fonction main() se trouvera ici.</w:t>
+        <w:t xml:space="preserve">Un contenant le code d’interface graphique. La fonction </w:t>
+      </w:r>
+      <w:proofErr w:type="gramStart"/>
+      <w:r>
+        <w:t>main(</w:t>
+      </w:r>
+      <w:proofErr w:type="gramEnd"/>
+      <w:r>
+        <w:t>) se trouvera ici.</w:t>
       </w:r>
     </w:p>
     <w:p>
@@ -543,7 +576,15 @@
         </w:numPr>
       </w:pPr>
       <w:r>
-        <w:t>Respectez le paradigme « if __name__ == ‘</w:t>
+        <w:t>Respectez le paradigme « if __</w:t>
+      </w:r>
+      <w:proofErr w:type="spellStart"/>
+      <w:r>
+        <w:t>name</w:t>
+      </w:r>
+      <w:proofErr w:type="spellEnd"/>
+      <w:r>
+        <w:t>__ == ‘</w:t>
       </w:r>
       <w:r>
         <w:t>__</w:t>
@@ -617,17 +658,27 @@
         <w:t>es fichiers source</w:t>
       </w:r>
       <w:r>
-        <w:t>, incluant au besoin un</w:t>
+        <w:t xml:space="preserve">, incluant au besoin </w:t>
+      </w:r>
+      <w:proofErr w:type="gramStart"/>
+      <w:r>
+        <w:t>un</w:t>
       </w:r>
       <w:r>
         <w:t xml:space="preserve"> </w:t>
       </w:r>
       <w:r>
-        <w:t>.gitignor</w:t>
+        <w:t>.</w:t>
+      </w:r>
+      <w:proofErr w:type="spellStart"/>
+      <w:r>
+        <w:t>gitignor</w:t>
       </w:r>
       <w:r>
         <w:t>e</w:t>
       </w:r>
+      <w:proofErr w:type="spellEnd"/>
+      <w:proofErr w:type="gramEnd"/>
       <w:r>
         <w:t>, à remettre via G</w:t>
       </w:r>
